--- a/Oral Communications.docx
+++ b/Oral Communications.docx
@@ -1930,6 +1930,265 @@
       <w:r>
         <w:rPr/>
         <w:t>Cultures and Organizations: Software of the Mind”</w:t>
+      </w:r>
+    </w:p>
+    <w:p>
+      <w:pPr>
+        <w:pStyle w:val="Normal"/>
+        <w:spacing w:before="0" w:after="0"/>
+        <w:rPr/>
+      </w:pPr>
+      <w:r>
+        <w:rPr/>
+      </w:r>
+    </w:p>
+    <w:p>
+      <w:pPr>
+        <w:pStyle w:val="Normal"/>
+        <w:spacing w:before="0" w:after="0"/>
+        <w:rPr/>
+      </w:pPr>
+      <w:r>
+        <w:rPr/>
+        <w:t>verbal and non-verbal communication</w:t>
+      </w:r>
+    </w:p>
+    <w:p>
+      <w:pPr>
+        <w:pStyle w:val="Normal"/>
+        <w:widowControl/>
+        <w:suppressAutoHyphens w:val="true"/>
+        <w:bidi w:val="0"/>
+        <w:spacing w:lineRule="auto" w:line="259" w:before="0" w:after="0"/>
+        <w:ind w:hanging="0" w:left="720" w:right="0"/>
+        <w:jc w:val="left"/>
+        <w:rPr/>
+      </w:pPr>
+      <w:r>
+        <w:rPr/>
+        <w:t>it’s all about connecting</w:t>
+      </w:r>
+    </w:p>
+    <w:p>
+      <w:pPr>
+        <w:pStyle w:val="Normal"/>
+        <w:widowControl/>
+        <w:suppressAutoHyphens w:val="true"/>
+        <w:bidi w:val="0"/>
+        <w:spacing w:lineRule="auto" w:line="259" w:before="0" w:after="0"/>
+        <w:ind w:hanging="0" w:left="720" w:right="0"/>
+        <w:jc w:val="left"/>
+        <w:rPr/>
+      </w:pPr>
+      <w:r>
+        <w:rPr/>
+        <w:t>Psalm 139:14</w:t>
+      </w:r>
+    </w:p>
+    <w:p>
+      <w:pPr>
+        <w:pStyle w:val="Normal"/>
+        <w:widowControl/>
+        <w:suppressAutoHyphens w:val="true"/>
+        <w:bidi w:val="0"/>
+        <w:spacing w:lineRule="auto" w:line="259" w:before="0" w:after="0"/>
+        <w:ind w:hanging="0" w:left="720" w:right="0"/>
+        <w:jc w:val="left"/>
+        <w:rPr/>
+      </w:pPr>
+      <w:r>
+        <w:rPr/>
+        <w:t>Your communication ability will affect your life</w:t>
+      </w:r>
+    </w:p>
+    <w:p>
+      <w:pPr>
+        <w:pStyle w:val="Normal"/>
+        <w:widowControl/>
+        <w:suppressAutoHyphens w:val="true"/>
+        <w:bidi w:val="0"/>
+        <w:spacing w:lineRule="auto" w:line="259" w:before="0" w:after="0"/>
+        <w:ind w:hanging="0" w:left="720" w:right="0"/>
+        <w:jc w:val="left"/>
+        <w:rPr/>
+      </w:pPr>
+      <w:r>
+        <w:rPr/>
+        <w:t>meaning</w:t>
+      </w:r>
+    </w:p>
+    <w:p>
+      <w:pPr>
+        <w:pStyle w:val="Normal"/>
+        <w:widowControl/>
+        <w:suppressAutoHyphens w:val="true"/>
+        <w:bidi w:val="0"/>
+        <w:spacing w:lineRule="auto" w:line="259" w:before="0" w:after="0"/>
+        <w:ind w:hanging="0" w:left="1440" w:right="0"/>
+        <w:jc w:val="left"/>
+        <w:rPr/>
+      </w:pPr>
+      <w:r>
+        <w:rPr/>
+        <w:t>Denotative vs Connotative</w:t>
+      </w:r>
+    </w:p>
+    <w:p>
+      <w:pPr>
+        <w:pStyle w:val="Normal"/>
+        <w:widowControl/>
+        <w:suppressAutoHyphens w:val="true"/>
+        <w:bidi w:val="0"/>
+        <w:spacing w:lineRule="auto" w:line="259" w:before="0" w:after="0"/>
+        <w:ind w:hanging="0" w:left="1440" w:right="0"/>
+        <w:jc w:val="left"/>
+        <w:rPr/>
+      </w:pPr>
+      <w:r>
+        <w:rPr/>
+        <w:t>Ambiguity vs Abstraction</w:t>
+      </w:r>
+    </w:p>
+    <w:p>
+      <w:pPr>
+        <w:pStyle w:val="Normal"/>
+        <w:widowControl/>
+        <w:suppressAutoHyphens w:val="true"/>
+        <w:bidi w:val="0"/>
+        <w:spacing w:lineRule="auto" w:line="259" w:before="0" w:after="0"/>
+        <w:ind w:hanging="0" w:left="720" w:right="0"/>
+        <w:jc w:val="left"/>
+        <w:rPr/>
+      </w:pPr>
+      <w:r>
+        <w:rPr/>
+        <w:t>powerful and powerless language</w:t>
+      </w:r>
+    </w:p>
+    <w:p>
+      <w:pPr>
+        <w:pStyle w:val="Normal"/>
+        <w:widowControl/>
+        <w:suppressAutoHyphens w:val="true"/>
+        <w:bidi w:val="0"/>
+        <w:spacing w:lineRule="auto" w:line="259" w:before="0" w:after="0"/>
+        <w:ind w:hanging="0" w:left="1440" w:right="0"/>
+        <w:jc w:val="left"/>
+        <w:rPr/>
+      </w:pPr>
+      <w:r>
+        <w:rPr/>
+        <w:t>I – describe your perspective</w:t>
+      </w:r>
+    </w:p>
+    <w:p>
+      <w:pPr>
+        <w:pStyle w:val="Normal"/>
+        <w:widowControl/>
+        <w:suppressAutoHyphens w:val="true"/>
+        <w:bidi w:val="0"/>
+        <w:spacing w:lineRule="auto" w:line="259" w:before="0" w:after="0"/>
+        <w:ind w:hanging="0" w:left="1440" w:right="0"/>
+        <w:jc w:val="left"/>
+        <w:rPr/>
+      </w:pPr>
+      <w:r>
+        <w:rPr/>
+        <w:t>you – can blame the person you are talking to</w:t>
+      </w:r>
+    </w:p>
+    <w:p>
+      <w:pPr>
+        <w:pStyle w:val="Normal"/>
+        <w:widowControl/>
+        <w:suppressAutoHyphens w:val="true"/>
+        <w:bidi w:val="0"/>
+        <w:spacing w:lineRule="auto" w:line="259" w:before="0" w:after="0"/>
+        <w:ind w:hanging="0" w:left="1440" w:right="0"/>
+        <w:jc w:val="left"/>
+        <w:rPr/>
+      </w:pPr>
+      <w:r>
+        <w:rPr/>
+        <w:t>weakeners – disclaimer, hedges, tag questions, hesitations, intensifiers, formal terms of address</w:t>
+      </w:r>
+    </w:p>
+    <w:p>
+      <w:pPr>
+        <w:pStyle w:val="Normal"/>
+        <w:widowControl/>
+        <w:suppressAutoHyphens w:val="true"/>
+        <w:bidi w:val="0"/>
+        <w:spacing w:lineRule="auto" w:line="259" w:before="0" w:after="0"/>
+        <w:ind w:hanging="0" w:left="720" w:right="0"/>
+        <w:jc w:val="left"/>
+        <w:rPr/>
+      </w:pPr>
+      <w:r>
+        <w:rPr/>
+      </w:r>
+    </w:p>
+    <w:p>
+      <w:pPr>
+        <w:pStyle w:val="Normal"/>
+        <w:spacing w:before="0" w:after="0"/>
+        <w:rPr/>
+      </w:pPr>
+      <w:r>
+        <w:rPr/>
+      </w:r>
+    </w:p>
+    <w:p>
+      <w:pPr>
+        <w:pStyle w:val="Normal"/>
+        <w:spacing w:before="0" w:after="0"/>
+        <w:rPr/>
+      </w:pPr>
+      <w:r>
+        <w:rPr/>
+      </w:r>
+    </w:p>
+    <w:p>
+      <w:pPr>
+        <w:pStyle w:val="Normal"/>
+        <w:spacing w:before="0" w:after="0"/>
+        <w:rPr/>
+      </w:pPr>
+      <w:r>
+        <w:rPr/>
+        <w:t>Good Questions for interviewer:</w:t>
+      </w:r>
+    </w:p>
+    <w:p>
+      <w:pPr>
+        <w:pStyle w:val="Normal"/>
+        <w:widowControl/>
+        <w:suppressAutoHyphens w:val="true"/>
+        <w:bidi w:val="0"/>
+        <w:spacing w:lineRule="auto" w:line="259" w:before="0" w:after="0"/>
+        <w:ind w:hanging="0" w:left="720" w:right="0"/>
+        <w:jc w:val="left"/>
+        <w:rPr/>
+      </w:pPr>
+      <w:r>
+        <w:rPr/>
+        <w:t>why did my resume stand out</w:t>
+      </w:r>
+    </w:p>
+    <w:p>
+      <w:pPr>
+        <w:pStyle w:val="Normal"/>
+        <w:widowControl/>
+        <w:suppressAutoHyphens w:val="true"/>
+        <w:bidi w:val="0"/>
+        <w:spacing w:lineRule="auto" w:line="259" w:before="0" w:after="0"/>
+        <w:ind w:hanging="0" w:left="720" w:right="0"/>
+        <w:jc w:val="left"/>
+        <w:rPr/>
+      </w:pPr>
+      <w:r>
+        <w:rPr/>
+        <w:t>what are the main internal communication channels</w:t>
       </w:r>
     </w:p>
     <w:p>
@@ -1960,7 +2219,7 @@
   <w:docDefaults>
     <w:rPrDefault>
       <w:rPr>
-        <w:rFonts w:ascii="Calibri" w:hAnsi="Calibri" w:eastAsia="新細明體" w:cs="Arial" w:asciiTheme="minorHAnsi" w:cstheme="minorBidi" w:eastAsiaTheme="minorEastAsia" w:hAnsiTheme="minorHAnsi"/>
+        <w:rFonts w:ascii="Calibri" w:hAnsi="Calibri" w:eastAsia="" w:cs="" w:asciiTheme="minorHAnsi" w:cstheme="minorBidi" w:eastAsiaTheme="minorEastAsia" w:hAnsiTheme="minorHAnsi"/>
         <w:kern w:val="2"/>
         <w:sz w:val="22"/>
         <w:szCs w:val="22"/>
@@ -2357,12 +2616,13 @@
     <w:qFormat/>
     <w:pPr>
       <w:widowControl/>
+      <w:suppressAutoHyphens w:val="true"/>
       <w:bidi w:val="0"/>
       <w:spacing w:lineRule="auto" w:line="259" w:before="0" w:after="160"/>
       <w:jc w:val="left"/>
     </w:pPr>
     <w:rPr>
-      <w:rFonts w:ascii="Calibri" w:hAnsi="Calibri" w:eastAsia="新細明體" w:cs="Arial" w:asciiTheme="minorHAnsi" w:cstheme="minorBidi" w:eastAsiaTheme="minorEastAsia" w:hAnsiTheme="minorHAnsi"/>
+      <w:rFonts w:ascii="Calibri" w:hAnsi="Calibri" w:eastAsia="" w:cs="" w:asciiTheme="minorHAnsi" w:cstheme="minorBidi" w:eastAsiaTheme="minorEastAsia" w:hAnsiTheme="minorHAnsi"/>
       <w:color w:val="auto"/>
       <w:kern w:val="2"/>
       <w:sz w:val="22"/>
@@ -2386,7 +2646,7 @@
       <w:outlineLvl w:val="0"/>
     </w:pPr>
     <w:rPr>
-      <w:rFonts w:ascii="Calibri Light" w:hAnsi="Calibri Light" w:eastAsia="新細明體" w:cs="Times New Roman" w:asciiTheme="majorHAnsi" w:cstheme="majorBidi" w:eastAsiaTheme="majorEastAsia" w:hAnsiTheme="majorHAnsi"/>
+      <w:rFonts w:ascii="Calibri Light" w:hAnsi="Calibri Light" w:eastAsia="" w:cs="" w:asciiTheme="majorHAnsi" w:cstheme="majorBidi" w:eastAsiaTheme="majorEastAsia" w:hAnsiTheme="majorHAnsi"/>
       <w:color w:themeColor="accent1" w:themeShade="bf" w:val="2F5496"/>
       <w:sz w:val="40"/>
       <w:szCs w:val="40"/>
@@ -2409,7 +2669,7 @@
       <w:outlineLvl w:val="1"/>
     </w:pPr>
     <w:rPr>
-      <w:rFonts w:ascii="Calibri Light" w:hAnsi="Calibri Light" w:eastAsia="新細明體" w:cs="Times New Roman" w:asciiTheme="majorHAnsi" w:cstheme="majorBidi" w:eastAsiaTheme="majorEastAsia" w:hAnsiTheme="majorHAnsi"/>
+      <w:rFonts w:ascii="Calibri Light" w:hAnsi="Calibri Light" w:eastAsia="" w:cs="" w:asciiTheme="majorHAnsi" w:cstheme="majorBidi" w:eastAsiaTheme="majorEastAsia" w:hAnsiTheme="majorHAnsi"/>
       <w:color w:themeColor="accent1" w:themeShade="bf" w:val="2F5496"/>
       <w:sz w:val="32"/>
       <w:szCs w:val="32"/>
@@ -2432,7 +2692,7 @@
       <w:outlineLvl w:val="2"/>
     </w:pPr>
     <w:rPr>
-      <w:rFonts w:eastAsia="新細明體" w:cs="Times New Roman" w:cstheme="majorBidi" w:eastAsiaTheme="majorEastAsia"/>
+      <w:rFonts w:eastAsia="" w:cs="" w:cstheme="majorBidi" w:eastAsiaTheme="majorEastAsia"/>
       <w:color w:themeColor="accent1" w:themeShade="bf" w:val="2F5496"/>
       <w:sz w:val="28"/>
       <w:szCs w:val="28"/>
@@ -2455,7 +2715,7 @@
       <w:outlineLvl w:val="3"/>
     </w:pPr>
     <w:rPr>
-      <w:rFonts w:eastAsia="新細明體" w:cs="Times New Roman" w:cstheme="majorBidi" w:eastAsiaTheme="majorEastAsia"/>
+      <w:rFonts w:eastAsia="" w:cs="" w:cstheme="majorBidi" w:eastAsiaTheme="majorEastAsia"/>
       <w:i/>
       <w:iCs/>
       <w:color w:themeColor="accent1" w:themeShade="bf" w:val="2F5496"/>
@@ -2478,7 +2738,7 @@
       <w:outlineLvl w:val="4"/>
     </w:pPr>
     <w:rPr>
-      <w:rFonts w:eastAsia="新細明體" w:cs="Times New Roman" w:cstheme="majorBidi" w:eastAsiaTheme="majorEastAsia"/>
+      <w:rFonts w:eastAsia="" w:cs="" w:cstheme="majorBidi" w:eastAsiaTheme="majorEastAsia"/>
       <w:color w:themeColor="accent1" w:themeShade="bf" w:val="2F5496"/>
     </w:rPr>
   </w:style>
@@ -2499,7 +2759,7 @@
       <w:outlineLvl w:val="5"/>
     </w:pPr>
     <w:rPr>
-      <w:rFonts w:eastAsia="新細明體" w:cs="Times New Roman" w:cstheme="majorBidi" w:eastAsiaTheme="majorEastAsia"/>
+      <w:rFonts w:eastAsia="" w:cs="" w:cstheme="majorBidi" w:eastAsiaTheme="majorEastAsia"/>
       <w:i/>
       <w:iCs/>
       <w:color w:themeColor="text1" w:themeTint="a6" w:val="595959"/>
@@ -2522,7 +2782,7 @@
       <w:outlineLvl w:val="6"/>
     </w:pPr>
     <w:rPr>
-      <w:rFonts w:eastAsia="新細明體" w:cs="Times New Roman" w:cstheme="majorBidi" w:eastAsiaTheme="majorEastAsia"/>
+      <w:rFonts w:eastAsia="" w:cs="" w:cstheme="majorBidi" w:eastAsiaTheme="majorEastAsia"/>
       <w:color w:themeColor="text1" w:themeTint="a6" w:val="595959"/>
     </w:rPr>
   </w:style>
@@ -2543,7 +2803,7 @@
       <w:outlineLvl w:val="7"/>
     </w:pPr>
     <w:rPr>
-      <w:rFonts w:eastAsia="新細明體" w:cs="Times New Roman" w:cstheme="majorBidi" w:eastAsiaTheme="majorEastAsia"/>
+      <w:rFonts w:eastAsia="" w:cs="" w:cstheme="majorBidi" w:eastAsiaTheme="majorEastAsia"/>
       <w:i/>
       <w:iCs/>
       <w:color w:themeColor="text1" w:themeTint="d8" w:val="272727"/>
@@ -2566,7 +2826,7 @@
       <w:outlineLvl w:val="8"/>
     </w:pPr>
     <w:rPr>
-      <w:rFonts w:eastAsia="新細明體" w:cs="Times New Roman" w:cstheme="majorBidi" w:eastAsiaTheme="majorEastAsia"/>
+      <w:rFonts w:eastAsia="" w:cs="" w:cstheme="majorBidi" w:eastAsiaTheme="majorEastAsia"/>
       <w:color w:themeColor="text1" w:themeTint="d8" w:val="272727"/>
     </w:rPr>
   </w:style>
@@ -2586,7 +2846,7 @@
     <w:qFormat/>
     <w:rsid w:val="00ea1943"/>
     <w:rPr>
-      <w:rFonts w:ascii="Calibri Light" w:hAnsi="Calibri Light" w:eastAsia="新細明體" w:cs="Times New Roman" w:asciiTheme="majorHAnsi" w:cstheme="majorBidi" w:eastAsiaTheme="majorEastAsia" w:hAnsiTheme="majorHAnsi"/>
+      <w:rFonts w:ascii="Calibri Light" w:hAnsi="Calibri Light" w:eastAsia="" w:cs="" w:asciiTheme="majorHAnsi" w:cstheme="majorBidi" w:eastAsiaTheme="majorEastAsia" w:hAnsiTheme="majorHAnsi"/>
       <w:color w:themeColor="accent1" w:themeShade="bf" w:val="2F5496"/>
       <w:sz w:val="40"/>
       <w:szCs w:val="40"/>
@@ -2601,7 +2861,7 @@
     <w:qFormat/>
     <w:rsid w:val="00ea1943"/>
     <w:rPr>
-      <w:rFonts w:ascii="Calibri Light" w:hAnsi="Calibri Light" w:eastAsia="新細明體" w:cs="Times New Roman" w:asciiTheme="majorHAnsi" w:cstheme="majorBidi" w:eastAsiaTheme="majorEastAsia" w:hAnsiTheme="majorHAnsi"/>
+      <w:rFonts w:ascii="Calibri Light" w:hAnsi="Calibri Light" w:eastAsia="" w:cs="" w:asciiTheme="majorHAnsi" w:cstheme="majorBidi" w:eastAsiaTheme="majorEastAsia" w:hAnsiTheme="majorHAnsi"/>
       <w:color w:themeColor="accent1" w:themeShade="bf" w:val="2F5496"/>
       <w:sz w:val="32"/>
       <w:szCs w:val="32"/>
@@ -2616,7 +2876,7 @@
     <w:qFormat/>
     <w:rsid w:val="00ea1943"/>
     <w:rPr>
-      <w:rFonts w:eastAsia="新細明體" w:cs="Times New Roman" w:cstheme="majorBidi" w:eastAsiaTheme="majorEastAsia"/>
+      <w:rFonts w:eastAsia="" w:cs="" w:cstheme="majorBidi" w:eastAsiaTheme="majorEastAsia"/>
       <w:color w:themeColor="accent1" w:themeShade="bf" w:val="2F5496"/>
       <w:sz w:val="28"/>
       <w:szCs w:val="28"/>
@@ -2631,7 +2891,7 @@
     <w:qFormat/>
     <w:rsid w:val="00ea1943"/>
     <w:rPr>
-      <w:rFonts w:eastAsia="新細明體" w:cs="Times New Roman" w:cstheme="majorBidi" w:eastAsiaTheme="majorEastAsia"/>
+      <w:rFonts w:eastAsia="" w:cs="" w:cstheme="majorBidi" w:eastAsiaTheme="majorEastAsia"/>
       <w:i/>
       <w:iCs/>
       <w:color w:themeColor="accent1" w:themeShade="bf" w:val="2F5496"/>
@@ -2646,7 +2906,7 @@
     <w:qFormat/>
     <w:rsid w:val="00ea1943"/>
     <w:rPr>
-      <w:rFonts w:eastAsia="新細明體" w:cs="Times New Roman" w:cstheme="majorBidi" w:eastAsiaTheme="majorEastAsia"/>
+      <w:rFonts w:eastAsia="" w:cs="" w:cstheme="majorBidi" w:eastAsiaTheme="majorEastAsia"/>
       <w:color w:themeColor="accent1" w:themeShade="bf" w:val="2F5496"/>
     </w:rPr>
   </w:style>
@@ -2659,7 +2919,7 @@
     <w:qFormat/>
     <w:rsid w:val="00ea1943"/>
     <w:rPr>
-      <w:rFonts w:eastAsia="新細明體" w:cs="Times New Roman" w:cstheme="majorBidi" w:eastAsiaTheme="majorEastAsia"/>
+      <w:rFonts w:eastAsia="" w:cs="" w:cstheme="majorBidi" w:eastAsiaTheme="majorEastAsia"/>
       <w:i/>
       <w:iCs/>
       <w:color w:themeColor="text1" w:themeTint="a6" w:val="595959"/>
@@ -2674,7 +2934,7 @@
     <w:qFormat/>
     <w:rsid w:val="00ea1943"/>
     <w:rPr>
-      <w:rFonts w:eastAsia="新細明體" w:cs="Times New Roman" w:cstheme="majorBidi" w:eastAsiaTheme="majorEastAsia"/>
+      <w:rFonts w:eastAsia="" w:cs="" w:cstheme="majorBidi" w:eastAsiaTheme="majorEastAsia"/>
       <w:color w:themeColor="text1" w:themeTint="a6" w:val="595959"/>
     </w:rPr>
   </w:style>
@@ -2687,7 +2947,7 @@
     <w:qFormat/>
     <w:rsid w:val="00ea1943"/>
     <w:rPr>
-      <w:rFonts w:eastAsia="新細明體" w:cs="Times New Roman" w:cstheme="majorBidi" w:eastAsiaTheme="majorEastAsia"/>
+      <w:rFonts w:eastAsia="" w:cs="" w:cstheme="majorBidi" w:eastAsiaTheme="majorEastAsia"/>
       <w:i/>
       <w:iCs/>
       <w:color w:themeColor="text1" w:themeTint="d8" w:val="272727"/>
@@ -2702,7 +2962,7 @@
     <w:qFormat/>
     <w:rsid w:val="00ea1943"/>
     <w:rPr>
-      <w:rFonts w:eastAsia="新細明體" w:cs="Times New Roman" w:cstheme="majorBidi" w:eastAsiaTheme="majorEastAsia"/>
+      <w:rFonts w:eastAsia="" w:cs="" w:cstheme="majorBidi" w:eastAsiaTheme="majorEastAsia"/>
       <w:color w:themeColor="text1" w:themeTint="d8" w:val="272727"/>
     </w:rPr>
   </w:style>
@@ -2714,7 +2974,7 @@
     <w:qFormat/>
     <w:rsid w:val="00ea1943"/>
     <w:rPr>
-      <w:rFonts w:ascii="Calibri Light" w:hAnsi="Calibri Light" w:eastAsia="新細明體" w:cs="Times New Roman" w:asciiTheme="majorHAnsi" w:cstheme="majorBidi" w:eastAsiaTheme="majorEastAsia" w:hAnsiTheme="majorHAnsi"/>
+      <w:rFonts w:ascii="Calibri Light" w:hAnsi="Calibri Light" w:eastAsia="" w:cs="" w:asciiTheme="majorHAnsi" w:cstheme="majorBidi" w:eastAsiaTheme="majorEastAsia" w:hAnsiTheme="majorHAnsi"/>
       <w:spacing w:val="-10"/>
       <w:kern w:val="2"/>
       <w:sz w:val="56"/>
@@ -2729,7 +2989,7 @@
     <w:qFormat/>
     <w:rsid w:val="00ea1943"/>
     <w:rPr>
-      <w:rFonts w:eastAsia="新細明體" w:cs="Times New Roman" w:cstheme="majorBidi" w:eastAsiaTheme="majorEastAsia"/>
+      <w:rFonts w:eastAsia="" w:cs="" w:cstheme="majorBidi" w:eastAsiaTheme="majorEastAsia"/>
       <w:color w:themeColor="text1" w:themeTint="a6" w:val="595959"/>
       <w:spacing w:val="15"/>
       <w:sz w:val="28"/>
@@ -2877,7 +3137,7 @@
       <w:contextualSpacing/>
     </w:pPr>
     <w:rPr>
-      <w:rFonts w:ascii="Calibri Light" w:hAnsi="Calibri Light" w:eastAsia="新細明體" w:cs="Times New Roman" w:asciiTheme="majorHAnsi" w:cstheme="majorBidi" w:eastAsiaTheme="majorEastAsia" w:hAnsiTheme="majorHAnsi"/>
+      <w:rFonts w:ascii="Calibri Light" w:hAnsi="Calibri Light" w:eastAsia="" w:cs="" w:asciiTheme="majorHAnsi" w:cstheme="majorBidi" w:eastAsiaTheme="majorEastAsia" w:hAnsiTheme="majorHAnsi"/>
       <w:spacing w:val="-10"/>
       <w:kern w:val="2"/>
       <w:sz w:val="56"/>
@@ -2894,7 +3154,7 @@
     <w:rsid w:val="00ea1943"/>
     <w:pPr/>
     <w:rPr>
-      <w:rFonts w:eastAsia="新細明體" w:cs="Times New Roman" w:cstheme="majorBidi" w:eastAsiaTheme="majorEastAsia"/>
+      <w:rFonts w:eastAsia="" w:cs="" w:cstheme="majorBidi" w:eastAsiaTheme="majorEastAsia"/>
       <w:color w:themeColor="text1" w:themeTint="a6" w:val="595959"/>
       <w:spacing w:val="15"/>
       <w:sz w:val="28"/>
